--- a/report/HuongDanSuDung_ECMS.docx
+++ b/report/HuongDanSuDung_ECMS.docx
@@ -2229,7 +2229,7 @@
                 <w:i w:val="0"/>
                 <w:sz w:val="24"/>
               </w:rPr>
-              <w:t>SQL Server 2022 (Developer / Express) – trên macOS chạy bằng Docker Desktop</w:t>
+              <w:t>Windows: SQL Server 2022 (Developer / Express); macOS / Linux: SQL Server 2025 chạy bằng Docker Desktop</w:t>
             </w:r>
           </w:p>
         </w:tc>
